--- a/downloads/卷18 成本篇·补：成本工程与 FinOps 实战.docx
+++ b/downloads/卷18 成本篇·补：成本工程与 FinOps 实战.docx
@@ -1295,7 +1295,7 @@
               <w:fldChar w:fldCharType="separate"/>
             </w:r>
             <w:r>
-              <w:t>17</w:t>
+              <w:t>18</w:t>
             </w:r>
             <w:r>
               <w:fldChar w:fldCharType="end"/>
@@ -1366,7 +1366,7 @@
               <w:fldChar w:fldCharType="separate"/>
             </w:r>
             <w:r>
-              <w:t>18</w:t>
+              <w:t>19</w:t>
             </w:r>
             <w:r>
               <w:fldChar w:fldCharType="end"/>
@@ -1402,7 +1402,7 @@
               <w:fldChar w:fldCharType="separate"/>
             </w:r>
             <w:r>
-              <w:t>18</w:t>
+              <w:t>19</w:t>
             </w:r>
             <w:r>
               <w:fldChar w:fldCharType="end"/>
@@ -1474,7 +1474,7 @@
               <w:fldChar w:fldCharType="separate"/>
             </w:r>
             <w:r>
-              <w:t>19</w:t>
+              <w:t>20</w:t>
             </w:r>
             <w:r>
               <w:fldChar w:fldCharType="end"/>
@@ -1581,7 +1581,7 @@
               <w:fldChar w:fldCharType="separate"/>
             </w:r>
             <w:r>
-              <w:t>20</w:t>
+              <w:t>21</w:t>
             </w:r>
             <w:r>
               <w:fldChar w:fldCharType="end"/>
@@ -1653,7 +1653,7 @@
               <w:fldChar w:fldCharType="separate"/>
             </w:r>
             <w:r>
-              <w:t>21</w:t>
+              <w:t>22</w:t>
             </w:r>
             <w:r>
               <w:fldChar w:fldCharType="end"/>
@@ -1725,7 +1725,7 @@
               <w:fldChar w:fldCharType="separate"/>
             </w:r>
             <w:r>
-              <w:t>22</w:t>
+              <w:t>23</w:t>
             </w:r>
             <w:r>
               <w:fldChar w:fldCharType="end"/>
@@ -1832,7 +1832,7 @@
               <w:fldChar w:fldCharType="separate"/>
             </w:r>
             <w:r>
-              <w:t>23</w:t>
+              <w:t>24</w:t>
             </w:r>
             <w:r>
               <w:fldChar w:fldCharType="end"/>
@@ -1976,7 +1976,7 @@
               <w:fldChar w:fldCharType="separate"/>
             </w:r>
             <w:r>
-              <w:t>24</w:t>
+              <w:t>25</w:t>
             </w:r>
             <w:r>
               <w:fldChar w:fldCharType="end"/>
@@ -2153,7 +2153,7 @@
               <w:fldChar w:fldCharType="separate"/>
             </w:r>
             <w:r>
-              <w:t>30</w:t>
+              <w:t>31</w:t>
             </w:r>
             <w:r>
               <w:fldChar w:fldCharType="end"/>
@@ -5610,6 +5610,87 @@
           <w:sz w:val="24"/>
           <w:szCs w:val="24"/>
         </w:rPr>
+        <w:t xml:space="preserve">图3-1 用餐馆的比喻把两种缓存讲清：精确缓存是「老样子」三个字就能上菜（一字不差）；语义缓存是「跟上次差不多但少辣」也能对上（意思一样就算命中）。命中一次，最贵的模型调用就整个跳过——这是三板斧里投入最小、见效最快的一条。</w:t>
+      </w:r>
+    </w:p>
+    <w:p>
+      <w:pPr>
+        <w:keepNext/>
+        <w:spacing w:after="40" w:before="160"/>
+        <w:jc w:val="center"/>
+      </w:pPr>
+      <w:r>
+        <w:drawing>
+          <wp:inline distT="0" distB="0" distL="0" distR="0">
+            <wp:extent cx="5486400" cy="3295650"/>
+            <wp:effectExtent t="0" r="0" b="0" l="0"/>
+            <wp:docPr id="1" name="" descr="" title=""/>
+            <wp:cNvGraphicFramePr>
+              <a:graphicFrameLocks xmlns:a="http://schemas.openxmlformats.org/drawingml/2006/main" noChangeAspect="1"/>
+            </wp:cNvGraphicFramePr>
+            <a:graphic xmlns:a="http://schemas.openxmlformats.org/drawingml/2006/main">
+              <a:graphicData uri="http://schemas.openxmlformats.org/drawingml/2006/picture">
+                <pic:pic xmlns:pic="http://schemas.openxmlformats.org/drawingml/2006/picture">
+                  <pic:nvPicPr>
+                    <pic:cNvPr id="0" name="" descr=""/>
+                    <pic:cNvPicPr>
+                      <a:picLocks noChangeAspect="1" noChangeArrowheads="1"/>
+                    </pic:cNvPicPr>
+                  </pic:nvPicPr>
+                  <pic:blipFill>
+                    <a:blip r:embed="rId14" cstate="none"/>
+                    <a:srcRect/>
+                    <a:stretch>
+                      <a:fillRect/>
+                    </a:stretch>
+                  </pic:blipFill>
+                  <pic:spPr bwMode="auto">
+                    <a:xfrm>
+                      <a:off x="0" y="0"/>
+                      <a:ext cx="5486400" cy="3295650"/>
+                    </a:xfrm>
+                    <a:prstGeom prst="rect">
+                      <a:avLst/>
+                    </a:prstGeom>
+                  </pic:spPr>
+                </pic:pic>
+              </a:graphicData>
+            </a:graphic>
+          </wp:inline>
+        </w:drawing>
+      </w:r>
+    </w:p>
+    <w:p>
+      <w:pPr>
+        <w:keepNext w:val="false"/>
+        <w:spacing w:after="200" w:before="60" w:line="312"/>
+        <w:jc w:val="center"/>
+      </w:pPr>
+      <w:r>
+        <w:rPr>
+          <w:rFonts w:ascii="Calibri" w:eastAsia="Microsoft YaHei"/>
+          <w:b/>
+          <w:bCs/>
+          <w:color w:val="5A6B76"/>
+          <w:sz w:val="21"/>
+          <w:szCs w:val="21"/>
+        </w:rPr>
+        <w:t xml:space="preserve">图3-1 缓存的餐馆比喻：精确缓存一字不差才命中，语义缓存按「意思一样」命中</w:t>
+      </w:r>
+    </w:p>
+    <w:p>
+      <w:pPr>
+        <w:spacing w:line="312"/>
+        <w:ind w:firstLine="480"/>
+        <w:jc w:val="both"/>
+      </w:pPr>
+      <w:r>
+        <w:rPr>
+          <w:rFonts w:ascii="Calibri" w:eastAsia="Microsoft YaHei"/>
+          <w:color w:val="1A2B33"/>
+          <w:sz w:val="24"/>
+          <w:szCs w:val="24"/>
+        </w:rPr>
         <w:t xml:space="preserve">语义缓存的两头各有一个坑，需要专门提醒。一头是“误命中”：相似度阈值设得太松，把两个看似相近实则不同的问题当成同一个——比如“支持哪些支付方式”与“支持哪些配送方式”，语义相近但答案不同，命中后用户会得到答非所问的结果。另一头是“命中率虚高”：评估语义缓存时若只用重复改写后的同一问题测试，命中率自然漂亮，真实流量一进来就原形毕露。正确的姿势是用真实用户流量回放评估，并且为缓存答案打上“生成时间”与“知识版本”，知识库一旦更新就要按策略失效或降权。缓存是有保质期的知识，不是可以永久保鲜的罐头。</w:t>
       </w:r>
     </w:p>
@@ -7385,7 +7466,7 @@
                     </pic:cNvPicPr>
                   </pic:nvPicPr>
                   <pic:blipFill>
-                    <a:blip r:embed="rId14" cstate="none"/>
+                    <a:blip r:embed="rId15" cstate="none"/>
                     <a:srcRect/>
                     <a:stretch>
                       <a:fillRect/>

--- a/downloads/卷18 成本篇·补：成本工程与 FinOps 实战.docx
+++ b/downloads/卷18 成本篇·补：成本工程与 FinOps 实战.docx
@@ -2103,7 +2103,7 @@
               <w:rPr>
                 <w:rStyle w:val="Hyperlink"/>
               </w:rPr>
-              <w:t>思考与练习</w:t>
+              <w:t>本卷实战实验室</w:t>
             </w:r>
             <w:r>
               <w:tab/>
@@ -2119,6 +2119,78 @@
             </w:r>
             <w:r>
               <w:t>30</w:t>
+            </w:r>
+            <w:r>
+              <w:fldChar w:fldCharType="end"/>
+            </w:r>
+          </w:hyperlink>
+        </w:p>
+        <w:p>
+          <w:pPr>
+            <w:pStyle w:val="11"/>
+            <w:ind w:left="360"/>
+            <w:tabs>
+              <w:tab w:val="right" w:leader="dot" w:pos="9026"/>
+            </w:tabs>
+            <w:spacing w:before="120" w:after="60"/>
+          </w:pPr>
+          <w:hyperlink w:anchor="_Toc100045" w:history="1">
+            <w:r>
+              <w:rPr>
+                <w:rStyle w:val="Hyperlink"/>
+              </w:rPr>
+              <w:t>实验 1：给任意调用包一层成本核算（20 分钟）</w:t>
+            </w:r>
+            <w:r>
+              <w:tab/>
+            </w:r>
+            <w:r>
+              <w:fldChar w:fldCharType="begin"/>
+            </w:r>
+            <w:r>
+              <w:instrText xml:space="preserve"> PAGEREF _Toc100045 \h </w:instrText>
+            </w:r>
+            <w:r>
+              <w:fldChar w:fldCharType="separate"/>
+            </w:r>
+            <w:r>
+              <w:t>30</w:t>
+            </w:r>
+            <w:r>
+              <w:fldChar w:fldCharType="end"/>
+            </w:r>
+          </w:hyperlink>
+        </w:p>
+        <w:p>
+          <w:pPr>
+            <w:pStyle w:val="11"/>
+            <w:ind w:left="360"/>
+            <w:tabs>
+              <w:tab w:val="right" w:leader="dot" w:pos="9026"/>
+            </w:tabs>
+            <w:spacing w:before="120" w:after="60"/>
+          </w:pPr>
+          <w:hyperlink w:anchor="_Toc100046" w:history="1">
+            <w:r>
+              <w:rPr>
+                <w:rStyle w:val="Hyperlink"/>
+              </w:rPr>
+              <w:t>实验 2：语义缓存实测（25 分钟）</w:t>
+            </w:r>
+            <w:r>
+              <w:tab/>
+            </w:r>
+            <w:r>
+              <w:fldChar w:fldCharType="begin"/>
+            </w:r>
+            <w:r>
+              <w:instrText xml:space="preserve"> PAGEREF _Toc100046 \h </w:instrText>
+            </w:r>
+            <w:r>
+              <w:fldChar w:fldCharType="separate"/>
+            </w:r>
+            <w:r>
+              <w:t>32</w:t>
             </w:r>
             <w:r>
               <w:fldChar w:fldCharType="end"/>
@@ -2133,11 +2205,441 @@
             </w:tabs>
             <w:spacing w:before="120" w:after="60"/>
           </w:pPr>
-          <w:hyperlink w:anchor="_Toc100045" w:history="1">
+          <w:hyperlink w:anchor="_Toc100047" w:history="1">
             <w:r>
               <w:rPr>
                 <w:rStyle w:val="Hyperlink"/>
               </w:rPr>
+              <w:t>思考与练习</w:t>
+            </w:r>
+            <w:r>
+              <w:tab/>
+            </w:r>
+            <w:r>
+              <w:fldChar w:fldCharType="begin"/>
+            </w:r>
+            <w:r>
+              <w:instrText xml:space="preserve"> PAGEREF _Toc100047 \h </w:instrText>
+            </w:r>
+            <w:r>
+              <w:fldChar w:fldCharType="separate"/>
+            </w:r>
+            <w:r>
+              <w:t>32</w:t>
+            </w:r>
+            <w:r>
+              <w:fldChar w:fldCharType="end"/>
+            </w:r>
+          </w:hyperlink>
+        </w:p>
+        <w:p>
+          <w:pPr>
+            <w:pStyle w:val="9"/>
+            <w:tabs>
+              <w:tab w:val="right" w:leader="dot" w:pos="9026"/>
+            </w:tabs>
+            <w:spacing w:before="120" w:after="60"/>
+          </w:pPr>
+          <w:hyperlink w:anchor="_Toc100048" w:history="1">
+            <w:r>
+              <w:rPr>
+                <w:rStyle w:val="Hyperlink"/>
+              </w:rPr>
+              <w:t>面试题精选（附参考答案）</w:t>
+            </w:r>
+            <w:r>
+              <w:tab/>
+            </w:r>
+            <w:r>
+              <w:fldChar w:fldCharType="begin"/>
+            </w:r>
+            <w:r>
+              <w:instrText xml:space="preserve"> PAGEREF _Toc100048 \h </w:instrText>
+            </w:r>
+            <w:r>
+              <w:fldChar w:fldCharType="separate"/>
+            </w:r>
+            <w:r>
+              <w:t>33</w:t>
+            </w:r>
+            <w:r>
+              <w:fldChar w:fldCharType="end"/>
+            </w:r>
+          </w:hyperlink>
+        </w:p>
+        <w:p>
+          <w:pPr>
+            <w:pStyle w:val="11"/>
+            <w:ind w:left="360"/>
+            <w:tabs>
+              <w:tab w:val="right" w:leader="dot" w:pos="9026"/>
+            </w:tabs>
+            <w:spacing w:before="120" w:after="60"/>
+          </w:pPr>
+          <w:hyperlink w:anchor="_Toc100049" w:history="1">
+            <w:r>
+              <w:rPr>
+                <w:rStyle w:val="Hyperlink"/>
+              </w:rPr>
+              <w:t>题1　为什么单次对话只要几分钱，月底账单却会吓人一跳？</w:t>
+            </w:r>
+            <w:r>
+              <w:tab/>
+            </w:r>
+            <w:r>
+              <w:fldChar w:fldCharType="begin"/>
+            </w:r>
+            <w:r>
+              <w:instrText xml:space="preserve"> PAGEREF _Toc100049 \h </w:instrText>
+            </w:r>
+            <w:r>
+              <w:fldChar w:fldCharType="separate"/>
+            </w:r>
+            <w:r>
+              <w:t>33</w:t>
+            </w:r>
+            <w:r>
+              <w:fldChar w:fldCharType="end"/>
+            </w:r>
+          </w:hyperlink>
+        </w:p>
+        <w:p>
+          <w:pPr>
+            <w:pStyle w:val="11"/>
+            <w:ind w:left="360"/>
+            <w:tabs>
+              <w:tab w:val="right" w:leader="dot" w:pos="9026"/>
+            </w:tabs>
+            <w:spacing w:before="120" w:after="60"/>
+          </w:pPr>
+          <w:hyperlink w:anchor="_Toc100050" w:history="1">
+            <w:r>
+              <w:rPr>
+                <w:rStyle w:val="Hyperlink"/>
+              </w:rPr>
+              <w:t>题2　模型的输入、输出与缓存命中计费有何价差规律？</w:t>
+            </w:r>
+            <w:r>
+              <w:tab/>
+            </w:r>
+            <w:r>
+              <w:fldChar w:fldCharType="begin"/>
+            </w:r>
+            <w:r>
+              <w:instrText xml:space="preserve"> PAGEREF _Toc100050 \h </w:instrText>
+            </w:r>
+            <w:r>
+              <w:fldChar w:fldCharType="separate"/>
+            </w:r>
+            <w:r>
+              <w:t>34</w:t>
+            </w:r>
+            <w:r>
+              <w:fldChar w:fldCharType="end"/>
+            </w:r>
+          </w:hyperlink>
+        </w:p>
+        <w:p>
+          <w:pPr>
+            <w:pStyle w:val="11"/>
+            <w:ind w:left="360"/>
+            <w:tabs>
+              <w:tab w:val="right" w:leader="dot" w:pos="9026"/>
+            </w:tabs>
+            <w:spacing w:before="120" w:after="60"/>
+          </w:pPr>
+          <w:hyperlink w:anchor="_Toc100051" w:history="1">
+            <w:r>
+              <w:rPr>
+                <w:rStyle w:val="Hyperlink"/>
+              </w:rPr>
+              <w:t>题3　如何为任意 Agent 任务搭建单任务成本核算？</w:t>
+            </w:r>
+            <w:r>
+              <w:tab/>
+            </w:r>
+            <w:r>
+              <w:fldChar w:fldCharType="begin"/>
+            </w:r>
+            <w:r>
+              <w:instrText xml:space="preserve"> PAGEREF _Toc100051 \h </w:instrText>
+            </w:r>
+            <w:r>
+              <w:fldChar w:fldCharType="separate"/>
+            </w:r>
+            <w:r>
+              <w:t>34</w:t>
+            </w:r>
+            <w:r>
+              <w:fldChar w:fldCharType="end"/>
+            </w:r>
+          </w:hyperlink>
+        </w:p>
+        <w:p>
+          <w:pPr>
+            <w:pStyle w:val="11"/>
+            <w:ind w:left="360"/>
+            <w:tabs>
+              <w:tab w:val="right" w:leader="dot" w:pos="9026"/>
+            </w:tabs>
+            <w:spacing w:before="120" w:after="60"/>
+          </w:pPr>
+          <w:hyperlink w:anchor="_Toc100052" w:history="1">
+            <w:r>
+              <w:rPr>
+                <w:rStyle w:val="Hyperlink"/>
+              </w:rPr>
+              <w:t>题4　为什么许多任务的成本大头在输入侧？该如何治理？</w:t>
+            </w:r>
+            <w:r>
+              <w:tab/>
+            </w:r>
+            <w:r>
+              <w:fldChar w:fldCharType="begin"/>
+            </w:r>
+            <w:r>
+              <w:instrText xml:space="preserve"> PAGEREF _Toc100052 \h </w:instrText>
+            </w:r>
+            <w:r>
+              <w:fldChar w:fldCharType="separate"/>
+            </w:r>
+            <w:r>
+              <w:t>35</w:t>
+            </w:r>
+            <w:r>
+              <w:fldChar w:fldCharType="end"/>
+            </w:r>
+          </w:hyperlink>
+        </w:p>
+        <w:p>
+          <w:pPr>
+            <w:pStyle w:val="11"/>
+            <w:ind w:left="360"/>
+            <w:tabs>
+              <w:tab w:val="right" w:leader="dot" w:pos="9026"/>
+            </w:tabs>
+            <w:spacing w:before="120" w:after="60"/>
+          </w:pPr>
+          <w:hyperlink w:anchor="_Toc100053" w:history="1">
+            <w:r>
+              <w:rPr>
+                <w:rStyle w:val="Hyperlink"/>
+              </w:rPr>
+              <w:t>题5　为什么失败任务的成本远高于成功任务？如何应对？</w:t>
+            </w:r>
+            <w:r>
+              <w:tab/>
+            </w:r>
+            <w:r>
+              <w:fldChar w:fldCharType="begin"/>
+            </w:r>
+            <w:r>
+              <w:instrText xml:space="preserve"> PAGEREF _Toc100053 \h </w:instrText>
+            </w:r>
+            <w:r>
+              <w:fldChar w:fldCharType="separate"/>
+            </w:r>
+            <w:r>
+              <w:t>36</w:t>
+            </w:r>
+            <w:r>
+              <w:fldChar w:fldCharType="end"/>
+            </w:r>
+          </w:hyperlink>
+        </w:p>
+        <w:p>
+          <w:pPr>
+            <w:pStyle w:val="11"/>
+            <w:ind w:left="360"/>
+            <w:tabs>
+              <w:tab w:val="right" w:leader="dot" w:pos="9026"/>
+            </w:tabs>
+            <w:spacing w:before="120" w:after="60"/>
+          </w:pPr>
+          <w:hyperlink w:anchor="_Toc100054" w:history="1">
+            <w:r>
+              <w:rPr>
+                <w:rStyle w:val="Hyperlink"/>
+              </w:rPr>
+              <w:t>题6　什么是模型路由成本矩阵？为什么便宜模型可能更贵？</w:t>
+            </w:r>
+            <w:r>
+              <w:tab/>
+            </w:r>
+            <w:r>
+              <w:fldChar w:fldCharType="begin"/>
+            </w:r>
+            <w:r>
+              <w:instrText xml:space="preserve"> PAGEREF _Toc100054 \h </w:instrText>
+            </w:r>
+            <w:r>
+              <w:fldChar w:fldCharType="separate"/>
+            </w:r>
+            <w:r>
+              <w:t>36</w:t>
+            </w:r>
+            <w:r>
+              <w:fldChar w:fldCharType="end"/>
+            </w:r>
+          </w:hyperlink>
+        </w:p>
+        <w:p>
+          <w:pPr>
+            <w:pStyle w:val="11"/>
+            <w:ind w:left="360"/>
+            <w:tabs>
+              <w:tab w:val="right" w:leader="dot" w:pos="9026"/>
+            </w:tabs>
+            <w:spacing w:before="120" w:after="60"/>
+          </w:pPr>
+          <w:hyperlink w:anchor="_Toc100055" w:history="1">
+            <w:r>
+              <w:rPr>
+                <w:rStyle w:val="Hyperlink"/>
+              </w:rPr>
+              <w:t>题7　语义缓存与前缀缓存的机制与坑各是什么？</w:t>
+            </w:r>
+            <w:r>
+              <w:tab/>
+            </w:r>
+            <w:r>
+              <w:fldChar w:fldCharType="begin"/>
+            </w:r>
+            <w:r>
+              <w:instrText xml:space="preserve"> PAGEREF _Toc100055 \h </w:instrText>
+            </w:r>
+            <w:r>
+              <w:fldChar w:fldCharType="separate"/>
+            </w:r>
+            <w:r>
+              <w:t>37</w:t>
+            </w:r>
+            <w:r>
+              <w:fldChar w:fldCharType="end"/>
+            </w:r>
+          </w:hyperlink>
+        </w:p>
+        <w:p>
+          <w:pPr>
+            <w:pStyle w:val="11"/>
+            <w:ind w:left="360"/>
+            <w:tabs>
+              <w:tab w:val="right" w:leader="dot" w:pos="9026"/>
+            </w:tabs>
+            <w:spacing w:before="120" w:after="60"/>
+          </w:pPr>
+          <w:hyperlink w:anchor="_Toc100056" w:history="1">
+            <w:r>
+              <w:rPr>
+                <w:rStyle w:val="Hyperlink"/>
+              </w:rPr>
+              <w:t>题8　成本优化三板斧为何能叠加？量化与蒸馏收益有何不同？</w:t>
+            </w:r>
+            <w:r>
+              <w:tab/>
+            </w:r>
+            <w:r>
+              <w:fldChar w:fldCharType="begin"/>
+            </w:r>
+            <w:r>
+              <w:instrText xml:space="preserve"> PAGEREF _Toc100056 \h </w:instrText>
+            </w:r>
+            <w:r>
+              <w:fldChar w:fldCharType="separate"/>
+            </w:r>
+            <w:r>
+              <w:t>38</w:t>
+            </w:r>
+            <w:r>
+              <w:fldChar w:fldCharType="end"/>
+            </w:r>
+          </w:hyperlink>
+        </w:p>
+        <w:p>
+          <w:pPr>
+            <w:pStyle w:val="11"/>
+            <w:ind w:left="360"/>
+            <w:tabs>
+              <w:tab w:val="right" w:leader="dot" w:pos="9026"/>
+            </w:tabs>
+            <w:spacing w:before="120" w:after="60"/>
+          </w:pPr>
+          <w:hyperlink w:anchor="_Toc100057" w:history="1">
+            <w:r>
+              <w:rPr>
+                <w:rStyle w:val="Hyperlink"/>
+              </w:rPr>
+              <w:t>题9　批处理与错峰为什么是性价比最高的省钱动作？</w:t>
+            </w:r>
+            <w:r>
+              <w:tab/>
+            </w:r>
+            <w:r>
+              <w:fldChar w:fldCharType="begin"/>
+            </w:r>
+            <w:r>
+              <w:instrText xml:space="preserve"> PAGEREF _Toc100057 \h </w:instrText>
+            </w:r>
+            <w:r>
+              <w:fldChar w:fldCharType="separate"/>
+            </w:r>
+            <w:r>
+              <w:t>38</w:t>
+            </w:r>
+            <w:r>
+              <w:fldChar w:fldCharType="end"/>
+            </w:r>
+          </w:hyperlink>
+        </w:p>
+        <w:p>
+          <w:pPr>
+            <w:pStyle w:val="11"/>
+            <w:ind w:left="360"/>
+            <w:tabs>
+              <w:tab w:val="right" w:leader="dot" w:pos="9026"/>
+            </w:tabs>
+            <w:spacing w:before="120" w:after="60"/>
+          </w:pPr>
+          <w:hyperlink w:anchor="_Toc100058" w:history="1">
+            <w:r>
+              <w:rPr>
+                <w:rStyle w:val="Hyperlink"/>
+              </w:rPr>
+              <w:t>题10　Agent FinOps 治理的核心机制与三层预算上限？</w:t>
+            </w:r>
+            <w:r>
+              <w:tab/>
+            </w:r>
+            <w:r>
+              <w:fldChar w:fldCharType="begin"/>
+            </w:r>
+            <w:r>
+              <w:instrText xml:space="preserve"> PAGEREF _Toc100058 \h </w:instrText>
+            </w:r>
+            <w:r>
+              <w:fldChar w:fldCharType="separate"/>
+            </w:r>
+            <w:r>
+              <w:t>39</w:t>
+            </w:r>
+            <w:r>
+              <w:fldChar w:fldCharType="end"/>
+            </w:r>
+          </w:hyperlink>
+        </w:p>
+        <w:p>
+          <w:pPr>
+            <w:pStyle w:val="9"/>
+            <w:tabs>
+              <w:tab w:val="right" w:leader="dot" w:pos="9026"/>
+            </w:tabs>
+            <w:spacing w:before="120" w:after="60"/>
+          </w:pPr>
+          <w:hyperlink w:anchor="_Toc100059" w:history="1">
+            <w:r>
+              <w:rPr>
+                <w:rStyle w:val="Hyperlink"/>
+              </w:rPr>
               <w:t>下一卷预告</w:t>
             </w:r>
             <w:r>
@@ -2147,13 +2649,13 @@
               <w:fldChar w:fldCharType="begin"/>
             </w:r>
             <w:r>
-              <w:instrText xml:space="preserve"> PAGEREF _Toc100045 \h </w:instrText>
+              <w:instrText xml:space="preserve"> PAGEREF _Toc100059 \h </w:instrText>
             </w:r>
             <w:r>
               <w:fldChar w:fldCharType="separate"/>
             </w:r>
             <w:r>
-              <w:t>31</w:t>
+              <w:t>39</w:t>
             </w:r>
             <w:r>
               <w:fldChar w:fldCharType="end"/>
@@ -9264,104 +9766,366 @@
           <w:sz w:val="32"/>
           <w:szCs w:val="32"/>
         </w:rPr>
-        <w:t xml:space="preserve">思考与练习</w:t>
+        <w:t xml:space="preserve">本卷实战实验室</w:t>
       </w:r>
       <w:bookmarkEnd w:id="100044"/>
     </w:p>
     <w:p>
       <w:pPr>
-        <w:pStyle w:val="ListParagraph"/>
-        <w:numPr>
-          <w:ilvl w:val="0"/>
-          <w:numId w:val="2"/>
-        </w:numPr>
-        <w:spacing w:line="312"/>
-      </w:pPr>
-      <w:r>
-        <w:rPr>
-          <w:rFonts w:ascii="Calibri" w:eastAsia="Microsoft YaHei"/>
-          <w:color w:val="1A2B33"/>
-          <w:sz w:val="24"/>
-          <w:szCs w:val="24"/>
-        </w:rPr>
-        <w:t xml:space="preserve">用第二章的成本脚本为你正在做的（或设想的）Agent 任务搭建单任务成本公式：列出主链路每一步的输入输出 Token 估算，计算 P50 成本；再构造一个失败分支，计算失败重试后的成本，体会“失败成本远高于成功成本”。</w:t>
-      </w:r>
-    </w:p>
-    <w:p>
-      <w:pPr>
-        <w:pStyle w:val="ListParagraph"/>
-        <w:numPr>
-          <w:ilvl w:val="0"/>
-          <w:numId w:val="2"/>
-        </w:numPr>
-        <w:spacing w:line="312"/>
-      </w:pPr>
-      <w:r>
-        <w:rPr>
-          <w:rFonts w:ascii="Calibri" w:eastAsia="Microsoft YaHei"/>
-          <w:color w:val="1A2B33"/>
-          <w:sz w:val="24"/>
-          <w:szCs w:val="24"/>
-        </w:rPr>
-        <w:t xml:space="preserve">检查你系统里的多轮对话实现：统计第 1 轮与第 20 轮请求的平均输入 Token 变化，计算“历史复利”带来的额外成本占比；随后按第四章 4.1 节的“历史分级、即用即弃、状态外置”三条规则至少落地一条，并测量改动前后的输入 Token 与任务成功率。</w:t>
-      </w:r>
-    </w:p>
-    <w:p>
-      <w:pPr>
-        <w:pStyle w:val="ListParagraph"/>
-        <w:numPr>
-          <w:ilvl w:val="0"/>
-          <w:numId w:val="2"/>
-        </w:numPr>
-        <w:spacing w:line="312"/>
-      </w:pPr>
-      <w:r>
-        <w:rPr>
-          <w:rFonts w:ascii="Calibri" w:eastAsia="Microsoft YaHei"/>
-          <w:color w:val="1A2B33"/>
-          <w:sz w:val="24"/>
-          <w:szCs w:val="24"/>
-        </w:rPr>
-        <w:t xml:space="preserve">为你的系统设计成本归因的四维标签（用户、业务线、功能、模型），画出一周的归因热力表，指出成本最高的前三个组合，并为每一个组合写出一条治理动作。</w:t>
-      </w:r>
-    </w:p>
-    <w:p>
-      <w:pPr>
-        <w:pStyle w:val="ListParagraph"/>
-        <w:numPr>
-          <w:ilvl w:val="0"/>
-          <w:numId w:val="2"/>
-        </w:numPr>
-        <w:spacing w:line="312"/>
-      </w:pPr>
-      <w:r>
-        <w:rPr>
-          <w:rFonts w:ascii="Calibri" w:eastAsia="Microsoft YaHei"/>
-          <w:color w:val="1A2B33"/>
-          <w:sz w:val="24"/>
-          <w:szCs w:val="24"/>
-        </w:rPr>
-        <w:t xml:space="preserve">起草一份单任务成本 SLO：为某类核心任务设定 P50 与 P99 的月度目标，说明为什么用分位数而不用平均值；再为它配置软硬两级告警阈值，并写清触发后的动作由谁执行。</w:t>
-      </w:r>
-    </w:p>
-    <w:p>
-      <w:pPr>
-        <w:pStyle w:val="ListParagraph"/>
-        <w:numPr>
-          <w:ilvl w:val="0"/>
-          <w:numId w:val="2"/>
-        </w:numPr>
-        <w:spacing w:line="312"/>
-      </w:pPr>
-      <w:r>
-        <w:rPr>
-          <w:rFonts w:ascii="Calibri" w:eastAsia="Microsoft YaHei"/>
-          <w:color w:val="1A2B33"/>
-          <w:sz w:val="24"/>
-          <w:szCs w:val="24"/>
-        </w:rPr>
-        <w:t xml:space="preserve">组织一次成本红队演练：选择“循环失控、高频重复请求、接口持续超时、无缓存重复检索”四个剧本中的至少两个，模拟后记录系统触发了哪条防线（配额、预算、熔断、降级），哪条防线静默失守，并给出修复清单。</w:t>
-      </w:r>
+        <w:spacing w:line="312"/>
+        <w:ind w:firstLine="480"/>
+        <w:jc w:val="both"/>
+      </w:pPr>
+      <w:r>
+        <w:rPr>
+          <w:rFonts w:ascii="Calibri" w:eastAsia="Microsoft YaHei"/>
+          <w:color w:val="1A2B33"/>
+          <w:sz w:val="24"/>
+          <w:szCs w:val="24"/>
+        </w:rPr>
+        <w:t xml:space="preserve">本卷实验：给你的 Agent 装上"油表"——先看得见成本，再谈省钱。总耗时约 45 分钟。</w:t>
+      </w:r>
+    </w:p>
+    <w:p>
+      <w:pPr>
+        <w:pStyle w:val="Heading2"/>
+        <w:keepNext/>
+        <w:spacing w:after="140" w:before="280" w:line="360" w:lineRule="atLeast"/>
+      </w:pPr>
+      <w:bookmarkStart w:id="100045" w:name="_Toc100045"/>
+      <w:r>
+        <w:rPr>
+          <w:rFonts w:ascii="Calibri" w:eastAsia="SimHei"/>
+          <w:b/>
+          <w:bCs/>
+          <w:color w:val="1B4A5C"/>
+          <w:sz w:val="28"/>
+          <w:szCs w:val="28"/>
+        </w:rPr>
+        <w:t xml:space="preserve">实验 1：给任意调用包一层成本核算（20 分钟）</w:t>
+      </w:r>
+      <w:bookmarkEnd w:id="100045"/>
+    </w:p>
+    <w:p>
+      <w:pPr>
+        <w:pBdr>
+          <w:left w:val="single" w:color="8FA6AD" w:sz="10" w:space="8"/>
+        </w:pBdr>
+        <w:shd w:fill="F4F6F7" w:val="clear"/>
+        <w:spacing w:after="0" w:before="0" w:line="276" w:lineRule="atLeast"/>
+        <w:ind w:left="240"/>
+        <w:jc w:val="left"/>
+      </w:pPr>
+      <w:r>
+        <w:rPr>
+          <w:rFonts w:ascii="Courier New" w:cs="Courier New" w:eastAsia="Microsoft YaHei" w:hAnsi="Courier New"/>
+          <w:color w:val="24343C"/>
+          <w:sz w:val="18"/>
+          <w:szCs w:val="18"/>
+        </w:rPr>
+        <w:t xml:space="preserve">PRICE = {"in": 0.15 / 1e6, "out": 0.60 / 1e6}    # 美元/token，按你的模型填</w:t>
+      </w:r>
+    </w:p>
+    <w:p>
+      <w:pPr>
+        <w:pBdr>
+          <w:left w:val="single" w:color="8FA6AD" w:sz="10" w:space="8"/>
+        </w:pBdr>
+        <w:shd w:fill="F4F6F7" w:val="clear"/>
+        <w:spacing w:after="0" w:before="0" w:line="276" w:lineRule="atLeast"/>
+        <w:ind w:left="240"/>
+        <w:jc w:val="left"/>
+      </w:pPr>
+      <w:r>
+        <w:rPr>
+          <w:rFonts w:ascii="Courier New" w:cs="Courier New" w:eastAsia="Microsoft YaHei" w:hAnsi="Courier New"/>
+          <w:color w:val="24343C"/>
+          <w:sz w:val="18"/>
+          <w:szCs w:val="18"/>
+        </w:rPr>
+        <w:t xml:space="preserve">class CostMeter:</w:t>
+      </w:r>
+    </w:p>
+    <w:p>
+      <w:pPr>
+        <w:pBdr>
+          <w:left w:val="single" w:color="8FA6AD" w:sz="10" w:space="8"/>
+        </w:pBdr>
+        <w:shd w:fill="F4F6F7" w:val="clear"/>
+        <w:spacing w:after="0" w:before="0" w:line="276" w:lineRule="atLeast"/>
+        <w:ind w:left="240"/>
+        <w:jc w:val="left"/>
+      </w:pPr>
+      <w:r>
+        <w:rPr>
+          <w:rFonts w:ascii="Courier New" w:cs="Courier New" w:eastAsia="Microsoft YaHei" w:hAnsi="Courier New"/>
+          <w:color w:val="24343C"/>
+          <w:sz w:val="18"/>
+          <w:szCs w:val="18"/>
+        </w:rPr>
+        <w:t xml:space="preserve">    def __init__(self): self.cost = 0.0</w:t>
+      </w:r>
+    </w:p>
+    <w:p>
+      <w:pPr>
+        <w:pBdr>
+          <w:left w:val="single" w:color="8FA6AD" w:sz="10" w:space="8"/>
+        </w:pBdr>
+        <w:shd w:fill="F4F6F7" w:val="clear"/>
+        <w:spacing w:after="0" w:before="0" w:line="276" w:lineRule="atLeast"/>
+        <w:ind w:left="240"/>
+        <w:jc w:val="left"/>
+      </w:pPr>
+      <w:r>
+        <w:rPr>
+          <w:rFonts w:ascii="Courier New" w:cs="Courier New" w:eastAsia="Microsoft YaHei" w:hAnsi="Courier New"/>
+          <w:color w:val="24343C"/>
+          <w:sz w:val="18"/>
+          <w:szCs w:val="18"/>
+        </w:rPr>
+        <w:t xml:space="preserve">    def wrap(self, resp):</w:t>
+      </w:r>
+    </w:p>
+    <w:p>
+      <w:pPr>
+        <w:pBdr>
+          <w:left w:val="single" w:color="8FA6AD" w:sz="10" w:space="8"/>
+        </w:pBdr>
+        <w:shd w:fill="F4F6F7" w:val="clear"/>
+        <w:spacing w:after="0" w:before="0" w:line="276" w:lineRule="atLeast"/>
+        <w:ind w:left="240"/>
+        <w:jc w:val="left"/>
+      </w:pPr>
+      <w:r>
+        <w:rPr>
+          <w:rFonts w:ascii="Courier New" w:cs="Courier New" w:eastAsia="Microsoft YaHei" w:hAnsi="Courier New"/>
+          <w:color w:val="24343C"/>
+          <w:sz w:val="18"/>
+          <w:szCs w:val="18"/>
+        </w:rPr>
+        <w:t xml:space="preserve">        u = resp.usage</w:t>
+      </w:r>
+    </w:p>
+    <w:p>
+      <w:pPr>
+        <w:pBdr>
+          <w:left w:val="single" w:color="8FA6AD" w:sz="10" w:space="8"/>
+        </w:pBdr>
+        <w:shd w:fill="F4F6F7" w:val="clear"/>
+        <w:spacing w:after="0" w:before="0" w:line="276" w:lineRule="atLeast"/>
+        <w:ind w:left="240"/>
+        <w:jc w:val="left"/>
+      </w:pPr>
+      <w:r>
+        <w:rPr>
+          <w:rFonts w:ascii="Courier New" w:cs="Courier New" w:eastAsia="Microsoft YaHei" w:hAnsi="Courier New"/>
+          <w:color w:val="24343C"/>
+          <w:sz w:val="18"/>
+          <w:szCs w:val="18"/>
+        </w:rPr>
+        <w:t xml:space="preserve">        self.cost += u.prompt_tokens * PRICE["in"] + u.completion_tokens * PRICE["out"]</w:t>
+      </w:r>
+    </w:p>
+    <w:p>
+      <w:pPr>
+        <w:pBdr>
+          <w:left w:val="single" w:color="8FA6AD" w:sz="10" w:space="8"/>
+        </w:pBdr>
+        <w:shd w:fill="F4F6F7" w:val="clear"/>
+        <w:spacing w:after="0" w:before="0" w:line="276" w:lineRule="atLeast"/>
+        <w:ind w:left="240"/>
+        <w:jc w:val="left"/>
+      </w:pPr>
+      <w:r>
+        <w:rPr>
+          <w:rFonts w:ascii="Courier New" w:cs="Courier New" w:eastAsia="Microsoft YaHei" w:hAnsi="Courier New"/>
+          <w:color w:val="24343C"/>
+          <w:sz w:val="18"/>
+          <w:szCs w:val="18"/>
+        </w:rPr>
+        <w:t xml:space="preserve">        return resp</w:t>
+      </w:r>
+    </w:p>
+    <w:p>
+      <w:pPr>
+        <w:pBdr>
+          <w:left w:val="single" w:color="8FA6AD" w:sz="10" w:space="8"/>
+        </w:pBdr>
+        <w:shd w:fill="F4F6F7" w:val="clear"/>
+        <w:spacing w:after="0" w:before="0" w:line="276" w:lineRule="atLeast"/>
+        <w:ind w:left="240"/>
+        <w:jc w:val="left"/>
+      </w:pPr>
+      <w:r>
+        <w:rPr>
+          <w:rFonts w:ascii="Courier New" w:cs="Courier New" w:eastAsia="Microsoft YaHei" w:hAnsi="Courier New"/>
+          <w:color w:val="24343C"/>
+          <w:sz w:val="18"/>
+          <w:szCs w:val="18"/>
+        </w:rPr>
+        <w:t xml:space="preserve">meter = CostMeter()</w:t>
+      </w:r>
+    </w:p>
+    <w:p>
+      <w:pPr>
+        <w:pBdr>
+          <w:left w:val="single" w:color="8FA6AD" w:sz="10" w:space="8"/>
+        </w:pBdr>
+        <w:shd w:fill="F4F6F7" w:val="clear"/>
+        <w:spacing w:after="0" w:before="0" w:line="276" w:lineRule="atLeast"/>
+        <w:ind w:left="240"/>
+        <w:jc w:val="left"/>
+      </w:pPr>
+      <w:r>
+        <w:rPr>
+          <w:rFonts w:ascii="Courier New" w:cs="Courier New" w:eastAsia="Microsoft YaHei" w:hAnsi="Courier New"/>
+          <w:color w:val="24343C"/>
+          <w:sz w:val="18"/>
+          <w:szCs w:val="18"/>
+        </w:rPr>
+        <w:t xml:space="preserve"># 每次 client.chat.completions.create 外包一层 meter.wrap(...)</w:t>
+      </w:r>
+    </w:p>
+    <w:p>
+      <w:pPr>
+        <w:pBdr>
+          <w:left w:val="single" w:color="8FA6AD" w:sz="10" w:space="8"/>
+        </w:pBdr>
+        <w:shd w:fill="F4F6F7" w:val="clear"/>
+        <w:spacing w:after="0" w:before="0" w:line="276" w:lineRule="atLeast"/>
+        <w:ind w:left="240"/>
+        <w:jc w:val="left"/>
+      </w:pPr>
+      <w:r>
+        <w:rPr>
+          <w:rFonts w:ascii="Courier New" w:cs="Courier New" w:eastAsia="Microsoft YaHei" w:hAnsi="Courier New"/>
+          <w:color w:val="24343C"/>
+          <w:sz w:val="18"/>
+          <w:szCs w:val="18"/>
+        </w:rPr>
+        <w:t xml:space="preserve">print(f"本次会话累计成本: ${meter.cost:.4f}")</w:t>
+      </w:r>
+    </w:p>
+    <w:p>
+      <w:pPr>
+        <w:spacing w:line="312"/>
+        <w:ind w:firstLine="480"/>
+        <w:jc w:val="both"/>
+      </w:pPr>
+      <w:r>
+        <w:rPr>
+          <w:rFonts w:ascii="Calibri" w:eastAsia="Microsoft YaHei"/>
+          <w:color w:val="1A2B33"/>
+          <w:sz w:val="24"/>
+          <w:szCs w:val="24"/>
+        </w:rPr>
+        <w:t xml:space="preserve">验收标准：跑 20 轮多轮对话，画出每轮成本柱状图——直观看到"上下文越长、每轮越贵"的复利效应（§2）。</w:t>
+      </w:r>
+    </w:p>
+    <w:p>
+      <w:pPr>
+        <w:pStyle w:val="Heading2"/>
+        <w:keepNext/>
+        <w:spacing w:after="140" w:before="280" w:line="360" w:lineRule="atLeast"/>
+      </w:pPr>
+      <w:bookmarkStart w:id="100046" w:name="_Toc100046"/>
+      <w:r>
+        <w:rPr>
+          <w:rFonts w:ascii="Calibri" w:eastAsia="SimHei"/>
+          <w:b/>
+          <w:bCs/>
+          <w:color w:val="1B4A5C"/>
+          <w:sz w:val="28"/>
+          <w:szCs w:val="28"/>
+        </w:rPr>
+        <w:t xml:space="preserve">实验 2：语义缓存实测（25 分钟）</w:t>
+      </w:r>
+      <w:bookmarkEnd w:id="100046"/>
+    </w:p>
+    <w:p>
+      <w:pPr>
+        <w:spacing w:line="312"/>
+        <w:ind w:firstLine="480"/>
+        <w:jc w:val="both"/>
+      </w:pPr>
+      <w:r>
+        <w:rPr>
+          <w:rFonts w:ascii="Calibri" w:eastAsia="Microsoft YaHei"/>
+          <w:color w:val="1A2B33"/>
+          <w:sz w:val="24"/>
+          <w:szCs w:val="24"/>
+        </w:rPr>
+        <w:t xml:space="preserve">用 §3.2 的语义缓存（或 Redis 版）：同一问题问两次（第二次应命中），再问一个同义改写（"怎么退款" vs "如何办理退款"），观察命中。验收标准：三个数字——精确命中率、语义命中率、节省的美元；并回答"你的业务命中率上限是多少"（常见问题占比决定）。</w:t>
+      </w:r>
+    </w:p>
+    <w:tbl>
+      <w:tblPr>
+        <w:tblW w:type="dxa" w:w="8788"/>
+        <w:tblBorders>
+          <w:top w:val="single" w:color="C8DDE2" w:sz="4"/>
+          <w:left w:val="single" w:color="1B6B7A" w:sz="32"/>
+          <w:bottom w:val="single" w:color="C8DDE2" w:sz="4"/>
+          <w:right w:val="single" w:color="C8DDE2" w:sz="4"/>
+          <w:insideH w:val="none" w:color="FFFFFF" w:sz="0"/>
+          <w:insideV w:val="none" w:color="FFFFFF" w:sz="0"/>
+        </w:tblBorders>
+        <w:tblLayout w:type="fixed"/>
+      </w:tblPr>
+      <w:tblGrid>
+        <w:gridCol w:w="8788"/>
+      </w:tblGrid>
+      <w:tr>
+        <w:trPr>
+          <w:cantSplit/>
+        </w:trPr>
+        <w:tc>
+          <w:tcPr>
+            <w:shd w:fill="EEF5F7" w:val="clear"/>
+            <w:tcMar>
+              <w:top w:type="dxa" w:w="160"/>
+              <w:left w:type="dxa" w:w="240"/>
+              <w:bottom w:type="dxa" w:w="160"/>
+              <w:right w:type="dxa" w:w="200"/>
+            </w:tcMar>
+          </w:tcPr>
+          <w:p>
+            <w:pPr>
+              <w:spacing w:after="80" w:line="312"/>
+            </w:pPr>
+            <w:r>
+              <w:rPr>
+                <w:rFonts w:ascii="Calibri" w:eastAsia="SimHei"/>
+                <w:b/>
+                <w:bCs/>
+                <w:color w:val="1B6B7A"/>
+                <w:sz w:val="22"/>
+                <w:szCs w:val="22"/>
+              </w:rPr>
+              <w:t xml:space="preserve">◆ 常见翻车</w:t>
+            </w:r>
+          </w:p>
+          <w:p>
+            <w:pPr>
+              <w:spacing w:line="312"/>
+              <w:jc w:val="both"/>
+            </w:pPr>
+            <w:r>
+              <w:rPr>
+                <w:rFonts w:ascii="Calibri" w:eastAsia="Microsoft YaHei"/>
+                <w:color w:val="1A2B33"/>
+                <w:sz w:val="22"/>
+                <w:szCs w:val="22"/>
+              </w:rPr>
+              <w:t xml:space="preserve">相似度阈值太松会答非所问（0.85 默认值不一定适合你）；缓存键要包含模型版本——换模型不清缓存会串味（§3.2）。</w:t>
+            </w:r>
+          </w:p>
+        </w:tc>
+      </w:tr>
+    </w:tbl>
+    <w:p>
+      <w:pPr>
+        <w:spacing w:after="100"/>
+      </w:pPr>
     </w:p>
     <w:p>
       <w:pPr>
@@ -9369,7 +10133,7 @@
         <w:keepNext/>
         <w:spacing w:after="200" w:before="360" w:line="400" w:lineRule="atLeast"/>
       </w:pPr>
-      <w:bookmarkStart w:id="100045" w:name="_Toc100045"/>
+      <w:bookmarkStart w:id="100047" w:name="_Toc100047"/>
       <w:r>
         <w:rPr>
           <w:rFonts w:ascii="Calibri" w:eastAsia="SimHei"/>
@@ -9379,9 +10143,1090 @@
           <w:sz w:val="32"/>
           <w:szCs w:val="32"/>
         </w:rPr>
+        <w:t xml:space="preserve">思考与练习</w:t>
+      </w:r>
+      <w:bookmarkEnd w:id="100047"/>
+    </w:p>
+    <w:p>
+      <w:pPr>
+        <w:pStyle w:val="ListParagraph"/>
+        <w:numPr>
+          <w:ilvl w:val="0"/>
+          <w:numId w:val="2"/>
+        </w:numPr>
+        <w:spacing w:line="312"/>
+      </w:pPr>
+      <w:r>
+        <w:rPr>
+          <w:rFonts w:ascii="Calibri" w:eastAsia="Microsoft YaHei"/>
+          <w:color w:val="1A2B33"/>
+          <w:sz w:val="24"/>
+          <w:szCs w:val="24"/>
+        </w:rPr>
+        <w:t xml:space="preserve">用第二章的成本脚本为你正在做的（或设想的）Agent 任务搭建单任务成本公式：列出主链路每一步的输入输出 Token 估算，计算 P50 成本；再构造一个失败分支，计算失败重试后的成本，体会“失败成本远高于成功成本”。</w:t>
+      </w:r>
+    </w:p>
+    <w:p>
+      <w:pPr>
+        <w:pStyle w:val="ListParagraph"/>
+        <w:numPr>
+          <w:ilvl w:val="0"/>
+          <w:numId w:val="2"/>
+        </w:numPr>
+        <w:spacing w:line="312"/>
+      </w:pPr>
+      <w:r>
+        <w:rPr>
+          <w:rFonts w:ascii="Calibri" w:eastAsia="Microsoft YaHei"/>
+          <w:color w:val="1A2B33"/>
+          <w:sz w:val="24"/>
+          <w:szCs w:val="24"/>
+        </w:rPr>
+        <w:t xml:space="preserve">检查你系统里的多轮对话实现：统计第 1 轮与第 20 轮请求的平均输入 Token 变化，计算“历史复利”带来的额外成本占比；随后按第四章 4.1 节的“历史分级、即用即弃、状态外置”三条规则至少落地一条，并测量改动前后的输入 Token 与任务成功率。</w:t>
+      </w:r>
+    </w:p>
+    <w:p>
+      <w:pPr>
+        <w:pStyle w:val="ListParagraph"/>
+        <w:numPr>
+          <w:ilvl w:val="0"/>
+          <w:numId w:val="2"/>
+        </w:numPr>
+        <w:spacing w:line="312"/>
+      </w:pPr>
+      <w:r>
+        <w:rPr>
+          <w:rFonts w:ascii="Calibri" w:eastAsia="Microsoft YaHei"/>
+          <w:color w:val="1A2B33"/>
+          <w:sz w:val="24"/>
+          <w:szCs w:val="24"/>
+        </w:rPr>
+        <w:t xml:space="preserve">为你的系统设计成本归因的四维标签（用户、业务线、功能、模型），画出一周的归因热力表，指出成本最高的前三个组合，并为每一个组合写出一条治理动作。</w:t>
+      </w:r>
+    </w:p>
+    <w:p>
+      <w:pPr>
+        <w:pStyle w:val="ListParagraph"/>
+        <w:numPr>
+          <w:ilvl w:val="0"/>
+          <w:numId w:val="2"/>
+        </w:numPr>
+        <w:spacing w:line="312"/>
+      </w:pPr>
+      <w:r>
+        <w:rPr>
+          <w:rFonts w:ascii="Calibri" w:eastAsia="Microsoft YaHei"/>
+          <w:color w:val="1A2B33"/>
+          <w:sz w:val="24"/>
+          <w:szCs w:val="24"/>
+        </w:rPr>
+        <w:t xml:space="preserve">起草一份单任务成本 SLO：为某类核心任务设定 P50 与 P99 的月度目标，说明为什么用分位数而不用平均值；再为它配置软硬两级告警阈值，并写清触发后的动作由谁执行。</w:t>
+      </w:r>
+    </w:p>
+    <w:p>
+      <w:pPr>
+        <w:pStyle w:val="ListParagraph"/>
+        <w:numPr>
+          <w:ilvl w:val="0"/>
+          <w:numId w:val="2"/>
+        </w:numPr>
+        <w:spacing w:line="312"/>
+      </w:pPr>
+      <w:r>
+        <w:rPr>
+          <w:rFonts w:ascii="Calibri" w:eastAsia="Microsoft YaHei"/>
+          <w:color w:val="1A2B33"/>
+          <w:sz w:val="24"/>
+          <w:szCs w:val="24"/>
+        </w:rPr>
+        <w:t xml:space="preserve">组织一次成本红队演练：选择“循环失控、高频重复请求、接口持续超时、无缓存重复检索”四个剧本中的至少两个，模拟后记录系统触发了哪条防线（配额、预算、熔断、降级），哪条防线静默失守，并给出修复清单。</w:t>
+      </w:r>
+    </w:p>
+    <w:p>
+      <w:pPr>
+        <w:pStyle w:val="Heading1"/>
+        <w:keepNext/>
+        <w:spacing w:after="200" w:before="360" w:line="400" w:lineRule="atLeast"/>
+      </w:pPr>
+      <w:bookmarkStart w:id="100048" w:name="_Toc100048"/>
+      <w:r>
+        <w:rPr>
+          <w:rFonts w:ascii="Calibri" w:eastAsia="SimHei"/>
+          <w:b/>
+          <w:bCs/>
+          <w:color w:val="16324A"/>
+          <w:sz w:val="32"/>
+          <w:szCs w:val="32"/>
+        </w:rPr>
+        <w:t xml:space="preserve">面试题精选（附参考答案）</w:t>
+      </w:r>
+      <w:bookmarkEnd w:id="100048"/>
+    </w:p>
+    <w:p>
+      <w:pPr>
+        <w:spacing w:line="312"/>
+        <w:ind w:firstLine="480"/>
+        <w:jc w:val="both"/>
+      </w:pPr>
+      <w:r>
+        <w:rPr>
+          <w:rFonts w:ascii="Calibri" w:eastAsia="Microsoft YaHei"/>
+          <w:color w:val="1A2B33"/>
+          <w:sz w:val="24"/>
+          <w:szCs w:val="24"/>
+        </w:rPr>
+        <w:t xml:space="preserve">本节 10 道题全部基于本卷正文内容新编，覆盖成本构成与计量、缓存路由压缩三板斧、场景专项省钱与 FinOps 治理等各章重点，可用于面试准备与自测。参考答案为要点式提炼，并非唯一标准答案，建议先自行作答再对照，重点检验量级直觉、工程取舍与治理意识三个层面的掌握程度。</w:t>
+      </w:r>
+    </w:p>
+    <w:p>
+      <w:pPr>
+        <w:pStyle w:val="Heading2"/>
+        <w:keepNext/>
+        <w:spacing w:after="140" w:before="280" w:line="360" w:lineRule="atLeast"/>
+      </w:pPr>
+      <w:bookmarkStart w:id="100049" w:name="_Toc100049"/>
+      <w:r>
+        <w:rPr>
+          <w:rFonts w:ascii="Calibri" w:eastAsia="SimHei"/>
+          <w:b/>
+          <w:bCs/>
+          <w:color w:val="1B4A5C"/>
+          <w:sz w:val="28"/>
+          <w:szCs w:val="28"/>
+        </w:rPr>
+        <w:t xml:space="preserve">题1　为什么单次对话只要几分钱，月底账单却会吓人一跳？</w:t>
+      </w:r>
+      <w:bookmarkEnd w:id="100049"/>
+    </w:p>
+    <w:p>
+      <w:pPr>
+        <w:spacing w:line="312"/>
+        <w:ind w:firstLine="480"/>
+        <w:jc w:val="both"/>
+      </w:pPr>
+      <w:r>
+        <w:rPr>
+          <w:rFonts w:ascii="Calibri" w:eastAsia="Microsoft YaHei"/>
+          <w:color w:val="1A2B33"/>
+          <w:sz w:val="24"/>
+          <w:szCs w:val="24"/>
+        </w:rPr>
+        <w:t xml:space="preserve">结论：Agent 的计价对象是“一次任务”而不是“一次对话”，任务链上每一环都在计费，再乘以每日调用量，几分钱就会滚成一笔月度预算（见本卷 1.1 节）。</w:t>
+      </w:r>
+    </w:p>
+    <w:p>
+      <w:pPr>
+        <w:pStyle w:val="ListParagraph"/>
+        <w:numPr>
+          <w:ilvl w:val="0"/>
+          <w:numId w:val="1"/>
+        </w:numPr>
+        <w:spacing w:line="312"/>
+      </w:pPr>
+      <w:r>
+        <w:rPr>
+          <w:rFonts w:ascii="Calibri" w:eastAsia="Microsoft YaHei"/>
+          <w:color w:val="1A2B33"/>
+          <w:sz w:val="24"/>
+          <w:szCs w:val="24"/>
+        </w:rPr>
+        <w:t xml:space="preserve">一次带检索与工具的客服任务常触发三到五次模型调用，输入侧还要反复携带系统提示词、工具说明与历史记录</w:t>
+      </w:r>
+    </w:p>
+    <w:p>
+      <w:pPr>
+        <w:pStyle w:val="ListParagraph"/>
+        <w:numPr>
+          <w:ilvl w:val="0"/>
+          <w:numId w:val="1"/>
+        </w:numPr>
+        <w:spacing w:line="312"/>
+      </w:pPr>
+      <w:r>
+        <w:rPr>
+          <w:rFonts w:ascii="Calibri" w:eastAsia="Microsoft YaHei"/>
+          <w:color w:val="1A2B33"/>
+          <w:sz w:val="24"/>
+          <w:szCs w:val="24"/>
+        </w:rPr>
+        <w:t xml:space="preserve">真正的成本杀手不是单价最高的那次调用，而是被重复执行、冗余上下文与失败重试累积起来的“量”</w:t>
+      </w:r>
+    </w:p>
+    <w:p>
+      <w:pPr>
+        <w:pStyle w:val="ListParagraph"/>
+        <w:numPr>
+          <w:ilvl w:val="0"/>
+          <w:numId w:val="1"/>
+        </w:numPr>
+        <w:spacing w:line="312"/>
+      </w:pPr>
+      <w:r>
+        <w:rPr>
+          <w:rFonts w:ascii="Calibri" w:eastAsia="Microsoft YaHei"/>
+          <w:color w:val="1A2B33"/>
+          <w:sz w:val="24"/>
+          <w:szCs w:val="24"/>
+        </w:rPr>
+        <w:t xml:space="preserve">完整账本共五条支出线：模型 Token、推理部署、向量检索、人工审核、基础设施（见本卷 1.2 节）</w:t>
+      </w:r>
+    </w:p>
+    <w:p>
+      <w:pPr>
+        <w:pStyle w:val="Heading2"/>
+        <w:keepNext/>
+        <w:spacing w:after="140" w:before="280" w:line="360" w:lineRule="atLeast"/>
+      </w:pPr>
+      <w:bookmarkStart w:id="100050" w:name="_Toc100050"/>
+      <w:r>
+        <w:rPr>
+          <w:rFonts w:ascii="Calibri" w:eastAsia="SimHei"/>
+          <w:b/>
+          <w:bCs/>
+          <w:color w:val="1B4A5C"/>
+          <w:sz w:val="28"/>
+          <w:szCs w:val="28"/>
+        </w:rPr>
+        <w:t xml:space="preserve">题2　模型的输入、输出与缓存命中计费有何价差规律？</w:t>
+      </w:r>
+      <w:bookmarkEnd w:id="100050"/>
+    </w:p>
+    <w:p>
+      <w:pPr>
+        <w:spacing w:line="312"/>
+        <w:ind w:firstLine="480"/>
+        <w:jc w:val="both"/>
+      </w:pPr>
+      <w:r>
+        <w:rPr>
+          <w:rFonts w:ascii="Calibri" w:eastAsia="Microsoft YaHei"/>
+          <w:color w:val="1A2B33"/>
+          <w:sz w:val="24"/>
+          <w:szCs w:val="24"/>
+        </w:rPr>
+        <w:t xml:space="preserve">结论：输出远比输入贵，常见约三倍；缓存命中读取只有常规输入价的十分之一到二十分之一；推理模型的思考过程按输出价计费（见本卷 2.1 节）。这三条结构性规律长期稳定，直接决定省钱方向：压缩模型输出长度立竿见影，让固定前缀命中缓存可获得约十五倍价差，而让推理模型想得太多则是典型成本黑洞。</w:t>
+      </w:r>
+    </w:p>
+    <w:p>
+      <w:pPr>
+        <w:pStyle w:val="ListParagraph"/>
+        <w:numPr>
+          <w:ilvl w:val="0"/>
+          <w:numId w:val="1"/>
+        </w:numPr>
+        <w:spacing w:line="312"/>
+      </w:pPr>
+      <w:r>
+        <w:rPr>
+          <w:rFonts w:ascii="Calibri" w:eastAsia="Microsoft YaHei"/>
+          <w:color w:val="1A2B33"/>
+          <w:sz w:val="24"/>
+          <w:szCs w:val="24"/>
+        </w:rPr>
+        <w:t xml:space="preserve">输出单价约为输入三倍，“让模型多说”比“让模型多听”更烧钱</w:t>
+      </w:r>
+    </w:p>
+    <w:p>
+      <w:pPr>
+        <w:pStyle w:val="ListParagraph"/>
+        <w:numPr>
+          <w:ilvl w:val="0"/>
+          <w:numId w:val="1"/>
+        </w:numPr>
+        <w:spacing w:line="312"/>
+      </w:pPr>
+      <w:r>
+        <w:rPr>
+          <w:rFonts w:ascii="Calibri" w:eastAsia="Microsoft YaHei"/>
+          <w:color w:val="1A2B33"/>
+          <w:sz w:val="24"/>
+          <w:szCs w:val="24"/>
+        </w:rPr>
+        <w:t xml:space="preserve">缓存命中是价格洼地，这是前缀缓存与语义缓存省钱的底层依据</w:t>
+      </w:r>
+    </w:p>
+    <w:p>
+      <w:pPr>
+        <w:pStyle w:val="ListParagraph"/>
+        <w:numPr>
+          <w:ilvl w:val="0"/>
+          <w:numId w:val="1"/>
+        </w:numPr>
+        <w:spacing w:line="312"/>
+      </w:pPr>
+      <w:r>
+        <w:rPr>
+          <w:rFonts w:ascii="Calibri" w:eastAsia="Microsoft YaHei"/>
+          <w:color w:val="1A2B33"/>
+          <w:sz w:val="24"/>
+          <w:szCs w:val="24"/>
+        </w:rPr>
+        <w:t xml:space="preserve">思考 Token 按输出价计费，这正是卷四思考预算工程要约束的对象</w:t>
+      </w:r>
+    </w:p>
+    <w:p>
+      <w:pPr>
+        <w:pStyle w:val="ListParagraph"/>
+        <w:numPr>
+          <w:ilvl w:val="0"/>
+          <w:numId w:val="1"/>
+        </w:numPr>
+        <w:spacing w:line="312"/>
+      </w:pPr>
+      <w:r>
+        <w:rPr>
+          <w:rFonts w:ascii="Calibri" w:eastAsia="Microsoft YaHei"/>
+          <w:color w:val="1A2B33"/>
+          <w:sz w:val="24"/>
+          <w:szCs w:val="24"/>
+        </w:rPr>
+        <w:t xml:space="preserve">Token 不等于字数，成本脚本必须读取 usage 字段这一唯一权威口径</w:t>
+      </w:r>
+    </w:p>
+    <w:p>
+      <w:pPr>
+        <w:pStyle w:val="Heading2"/>
+        <w:keepNext/>
+        <w:spacing w:after="140" w:before="280" w:line="360" w:lineRule="atLeast"/>
+      </w:pPr>
+      <w:bookmarkStart w:id="100051" w:name="_Toc100051"/>
+      <w:r>
+        <w:rPr>
+          <w:rFonts w:ascii="Calibri" w:eastAsia="SimHei"/>
+          <w:b/>
+          <w:bCs/>
+          <w:color w:val="1B4A5C"/>
+          <w:sz w:val="28"/>
+          <w:szCs w:val="28"/>
+        </w:rPr>
+        <w:t xml:space="preserve">题3　如何为任意 Agent 任务搭建单任务成本核算？</w:t>
+      </w:r>
+      <w:bookmarkEnd w:id="100051"/>
+    </w:p>
+    <w:p>
+      <w:pPr>
+        <w:spacing w:line="312"/>
+        <w:ind w:firstLine="480"/>
+        <w:jc w:val="both"/>
+      </w:pPr>
+      <w:r>
+        <w:rPr>
+          <w:rFonts w:ascii="Calibri" w:eastAsia="Microsoft YaHei"/>
+          <w:color w:val="1A2B33"/>
+          <w:sz w:val="24"/>
+          <w:szCs w:val="24"/>
+        </w:rPr>
+        <w:t xml:space="preserve">结论：把任务展开成有限步骤，对每一步按输入乘输入价、输出乘输出价、缓存命中乘缓存价累计求和，即得单任务成本（见本卷 2.2 节）。工程细节有三：必须区分缓存命中与新鲜输入，否则会系统性高估成本；失败重试要作为独立步骤计入，因为重试使前序步骤成本全部沉淀；该公式只覆盖模型调用一条线，检索与人工成本需另立账再汇总到全景饼图。</w:t>
+      </w:r>
+    </w:p>
+    <w:p>
+      <w:pPr>
+        <w:pStyle w:val="ListParagraph"/>
+        <w:numPr>
+          <w:ilvl w:val="0"/>
+          <w:numId w:val="1"/>
+        </w:numPr>
+        <w:spacing w:line="312"/>
+      </w:pPr>
+      <w:r>
+        <w:rPr>
+          <w:rFonts w:ascii="Calibri" w:eastAsia="Microsoft YaHei"/>
+          <w:color w:val="1A2B33"/>
+          <w:sz w:val="24"/>
+          <w:szCs w:val="24"/>
+        </w:rPr>
+        <w:t xml:space="preserve">任务成本取决于累计 Token 量与单价两个量，算到步骤级才能分清谁在吃钱</w:t>
+      </w:r>
+    </w:p>
+    <w:p>
+      <w:pPr>
+        <w:pStyle w:val="ListParagraph"/>
+        <w:numPr>
+          <w:ilvl w:val="0"/>
+          <w:numId w:val="1"/>
+        </w:numPr>
+        <w:spacing w:line="312"/>
+      </w:pPr>
+      <w:r>
+        <w:rPr>
+          <w:rFonts w:ascii="Calibri" w:eastAsia="Microsoft YaHei"/>
+          <w:color w:val="1A2B33"/>
+          <w:sz w:val="24"/>
+          <w:szCs w:val="24"/>
+        </w:rPr>
+        <w:t xml:space="preserve">任务极短时旗舰与轻量的绝对差价可能仅几分钱，为省钱全局换小模型得不偿失</w:t>
+      </w:r>
+    </w:p>
+    <w:p>
+      <w:pPr>
+        <w:pStyle w:val="Heading2"/>
+        <w:keepNext/>
+        <w:spacing w:after="140" w:before="280" w:line="360" w:lineRule="atLeast"/>
+      </w:pPr>
+      <w:bookmarkStart w:id="100052" w:name="_Toc100052"/>
+      <w:r>
+        <w:rPr>
+          <w:rFonts w:ascii="Calibri" w:eastAsia="SimHei"/>
+          <w:b/>
+          <w:bCs/>
+          <w:color w:val="1B4A5C"/>
+          <w:sz w:val="28"/>
+          <w:szCs w:val="28"/>
+        </w:rPr>
+        <w:t xml:space="preserve">题4　为什么许多任务的成本大头在输入侧？该如何治理？</w:t>
+      </w:r>
+      <w:bookmarkEnd w:id="100052"/>
+    </w:p>
+    <w:p>
+      <w:pPr>
+        <w:spacing w:line="312"/>
+        <w:ind w:firstLine="480"/>
+        <w:jc w:val="both"/>
+      </w:pPr>
+      <w:r>
+        <w:rPr>
+          <w:rFonts w:ascii="Calibri" w:eastAsia="Microsoft YaHei"/>
+          <w:color w:val="1A2B33"/>
+          <w:sz w:val="24"/>
+          <w:szCs w:val="24"/>
+        </w:rPr>
+        <w:t xml:space="preserve">结论：对多数 Agent 任务，成本大头是喂给模型的输入而非模型吐出的输出，其中反复携带的系统提示词、过长历史与已消费完的检索结果是可削减的“无效重量”（见本卷 2.3.1 节）。多轮对话若把整段历史原样拼进每轮请求，成本曲线会从线性滑向近似平方；工具返回的上万 Token 原样注入上下文只为回答一个小问题，这类浪费可占输入侧成本三成以上（见本卷 4.1、4.2 节）。</w:t>
+      </w:r>
+    </w:p>
+    <w:p>
+      <w:pPr>
+        <w:pStyle w:val="ListParagraph"/>
+        <w:numPr>
+          <w:ilvl w:val="0"/>
+          <w:numId w:val="1"/>
+        </w:numPr>
+        <w:spacing w:line="312"/>
+      </w:pPr>
+      <w:r>
+        <w:rPr>
+          <w:rFonts w:ascii="Calibri" w:eastAsia="Microsoft YaHei"/>
+          <w:color w:val="1A2B33"/>
+          <w:sz w:val="24"/>
+          <w:szCs w:val="24"/>
+        </w:rPr>
+        <w:t xml:space="preserve">历史分级：近期留原文，较早压缩成摘要，更早只留结论与状态</w:t>
+      </w:r>
+    </w:p>
+    <w:p>
+      <w:pPr>
+        <w:pStyle w:val="ListParagraph"/>
+        <w:numPr>
+          <w:ilvl w:val="0"/>
+          <w:numId w:val="1"/>
+        </w:numPr>
+        <w:spacing w:line="312"/>
+      </w:pPr>
+      <w:r>
+        <w:rPr>
+          <w:rFonts w:ascii="Calibri" w:eastAsia="Microsoft YaHei"/>
+          <w:color w:val="1A2B33"/>
+          <w:sz w:val="24"/>
+          <w:szCs w:val="24"/>
+        </w:rPr>
+        <w:t xml:space="preserve">中间结果即用即弃，检索与工具回执提炼成结论后移出上下文</w:t>
+      </w:r>
+    </w:p>
+    <w:p>
+      <w:pPr>
+        <w:pStyle w:val="ListParagraph"/>
+        <w:numPr>
+          <w:ilvl w:val="0"/>
+          <w:numId w:val="1"/>
+        </w:numPr>
+        <w:spacing w:line="312"/>
+      </w:pPr>
+      <w:r>
+        <w:rPr>
+          <w:rFonts w:ascii="Calibri" w:eastAsia="Microsoft YaHei"/>
+          <w:color w:val="1A2B33"/>
+          <w:sz w:val="24"/>
+          <w:szCs w:val="24"/>
+        </w:rPr>
+        <w:t xml:space="preserve">状态外置到结构化记忆或数据库，上下文只装决策所需信息</w:t>
+      </w:r>
+    </w:p>
+    <w:p>
+      <w:pPr>
+        <w:pStyle w:val="ListParagraph"/>
+        <w:numPr>
+          <w:ilvl w:val="0"/>
+          <w:numId w:val="1"/>
+        </w:numPr>
+        <w:spacing w:line="312"/>
+      </w:pPr>
+      <w:r>
+        <w:rPr>
+          <w:rFonts w:ascii="Calibri" w:eastAsia="Microsoft YaHei"/>
+          <w:color w:val="1A2B33"/>
+          <w:sz w:val="24"/>
+          <w:szCs w:val="24"/>
+        </w:rPr>
+        <w:t xml:space="preserve">工具结果先裁剪返回字段、做结构化抽取，再进入上下文</w:t>
+      </w:r>
+    </w:p>
+    <w:p>
+      <w:pPr>
+        <w:pStyle w:val="Heading2"/>
+        <w:keepNext/>
+        <w:spacing w:after="140" w:before="280" w:line="360" w:lineRule="atLeast"/>
+      </w:pPr>
+      <w:bookmarkStart w:id="100053" w:name="_Toc100053"/>
+      <w:r>
+        <w:rPr>
+          <w:rFonts w:ascii="Calibri" w:eastAsia="SimHei"/>
+          <w:b/>
+          <w:bCs/>
+          <w:color w:val="1B4A5C"/>
+          <w:sz w:val="28"/>
+          <w:szCs w:val="28"/>
+        </w:rPr>
+        <w:t xml:space="preserve">题5　为什么失败任务的成本远高于成功任务？如何应对？</w:t>
+      </w:r>
+      <w:bookmarkEnd w:id="100053"/>
+    </w:p>
+    <w:p>
+      <w:pPr>
+        <w:spacing w:line="312"/>
+        <w:ind w:firstLine="480"/>
+        <w:jc w:val="both"/>
+      </w:pPr>
+      <w:r>
+        <w:rPr>
+          <w:rFonts w:ascii="Calibri" w:eastAsia="Microsoft YaHei"/>
+          <w:color w:val="1A2B33"/>
+          <w:sz w:val="24"/>
+          <w:szCs w:val="24"/>
+        </w:rPr>
+        <w:t xml:space="preserve">结论：失败成本等于前序步骤全部沉淀 Token，加重试或转人工的增量成本，再加用户重复诉求，通常远高于成功路径（见本卷 2.3.2 节）。以改地址任务为例，订单已出库导致多两轮试错，输入 Token 从约五千涨到八千、模型成本约翻倍，而人工兜底按三分钟人力折算是模型成本的几十倍；若深夜失败引发用户重复发起，同样的钱还会再烧一遍。因此省钱的最大杠杆在失败路径：把规则前置校验放到工具执行之前，为大概率失败的诉求设计最短转人工路径。</w:t>
+      </w:r>
+    </w:p>
+    <w:p>
+      <w:pPr>
+        <w:pStyle w:val="ListParagraph"/>
+        <w:numPr>
+          <w:ilvl w:val="0"/>
+          <w:numId w:val="1"/>
+        </w:numPr>
+        <w:spacing w:line="312"/>
+      </w:pPr>
+      <w:r>
+        <w:rPr>
+          <w:rFonts w:ascii="Calibri" w:eastAsia="Microsoft YaHei"/>
+          <w:color w:val="1A2B33"/>
+          <w:sz w:val="24"/>
+          <w:szCs w:val="24"/>
+        </w:rPr>
+        <w:t xml:space="preserve">区分失败类型：超时限流可指数退避重试，参数错误与业务拒绝应立即终止</w:t>
+      </w:r>
+    </w:p>
+    <w:p>
+      <w:pPr>
+        <w:pStyle w:val="ListParagraph"/>
+        <w:numPr>
+          <w:ilvl w:val="0"/>
+          <w:numId w:val="1"/>
+        </w:numPr>
+        <w:spacing w:line="312"/>
+      </w:pPr>
+      <w:r>
+        <w:rPr>
+          <w:rFonts w:ascii="Calibri" w:eastAsia="Microsoft YaHei"/>
+          <w:color w:val="1A2B33"/>
+          <w:sz w:val="24"/>
+          <w:szCs w:val="24"/>
+        </w:rPr>
+        <w:t xml:space="preserve">为重试设上限并计入任务预算，超限即优雅降级或转人工，绝不盲试</w:t>
+      </w:r>
+    </w:p>
+    <w:p>
+      <w:pPr>
+        <w:pStyle w:val="ListParagraph"/>
+        <w:numPr>
+          <w:ilvl w:val="0"/>
+          <w:numId w:val="1"/>
+        </w:numPr>
+        <w:spacing w:line="312"/>
+      </w:pPr>
+      <w:r>
+        <w:rPr>
+          <w:rFonts w:ascii="Calibri" w:eastAsia="Microsoft YaHei"/>
+          <w:color w:val="1A2B33"/>
+          <w:sz w:val="24"/>
+          <w:szCs w:val="24"/>
+        </w:rPr>
+        <w:t xml:space="preserve">监控重试成功率，长期偏低说明问题在根因，应修根因而非加重试</w:t>
+      </w:r>
+    </w:p>
+    <w:p>
+      <w:pPr>
+        <w:pStyle w:val="Heading2"/>
+        <w:keepNext/>
+        <w:spacing w:after="140" w:before="280" w:line="360" w:lineRule="atLeast"/>
+      </w:pPr>
+      <w:bookmarkStart w:id="100054" w:name="_Toc100054"/>
+      <w:r>
+        <w:rPr>
+          <w:rFonts w:ascii="Calibri" w:eastAsia="SimHei"/>
+          <w:b/>
+          <w:bCs/>
+          <w:color w:val="1B4A5C"/>
+          <w:sz w:val="28"/>
+          <w:szCs w:val="28"/>
+        </w:rPr>
+        <w:t xml:space="preserve">题6　什么是模型路由成本矩阵？为什么便宜模型可能更贵？</w:t>
+      </w:r>
+      <w:bookmarkEnd w:id="100054"/>
+    </w:p>
+    <w:p>
+      <w:pPr>
+        <w:spacing w:line="312"/>
+        <w:ind w:firstLine="480"/>
+        <w:jc w:val="both"/>
+      </w:pPr>
+      <w:r>
+        <w:rPr>
+          <w:rFonts w:ascii="Calibri" w:eastAsia="Microsoft YaHei"/>
+          <w:color w:val="1A2B33"/>
+          <w:sz w:val="24"/>
+          <w:szCs w:val="24"/>
+        </w:rPr>
+        <w:t xml:space="preserve">结论：路由成本矩阵以任务复杂度为横轴、模型档位为纵轴，每格填入综合成本分，即直接 Token 花费加上能力不足导致的返工期望成本，分越低越好（见本卷 2.4 节）。轻量模型单价虽低，但复杂任务上正确率可能只有六成，把失败的期望成本摊进单次任务后，综合成本反而可能高于一次成功率最高的旗舰模型。矩阵呈对角谷底：简单任务用轻量档、中等任务用通用档、复杂长链路任务用旗舰推理档，路由的本质就是让每个任务落在自己的最优格子里。</w:t>
+      </w:r>
+    </w:p>
+    <w:p>
+      <w:pPr>
+        <w:pStyle w:val="ListParagraph"/>
+        <w:numPr>
+          <w:ilvl w:val="0"/>
+          <w:numId w:val="1"/>
+        </w:numPr>
+        <w:spacing w:line="312"/>
+      </w:pPr>
+      <w:r>
+        <w:rPr>
+          <w:rFonts w:ascii="Calibri" w:eastAsia="Microsoft YaHei"/>
+          <w:color w:val="1A2B33"/>
+          <w:sz w:val="24"/>
+          <w:szCs w:val="24"/>
+        </w:rPr>
+        <w:t xml:space="preserve">返工期望成本等于单次成功成本乘以失败率与成功率之比，再乘平均失败额外开销</w:t>
+      </w:r>
+    </w:p>
+    <w:p>
+      <w:pPr>
+        <w:pStyle w:val="ListParagraph"/>
+        <w:numPr>
+          <w:ilvl w:val="0"/>
+          <w:numId w:val="1"/>
+        </w:numPr>
+        <w:spacing w:line="312"/>
+      </w:pPr>
+      <w:r>
+        <w:rPr>
+          <w:rFonts w:ascii="Calibri" w:eastAsia="Microsoft YaHei"/>
+          <w:color w:val="1A2B33"/>
+          <w:sz w:val="24"/>
+          <w:szCs w:val="24"/>
+        </w:rPr>
+        <w:t xml:space="preserve">落地分四层：场景硬路由、复杂度探测路由、动态升级、思考预算调节</w:t>
+      </w:r>
+    </w:p>
+    <w:p>
+      <w:pPr>
+        <w:pStyle w:val="ListParagraph"/>
+        <w:numPr>
+          <w:ilvl w:val="0"/>
+          <w:numId w:val="1"/>
+        </w:numPr>
+        <w:spacing w:line="312"/>
+      </w:pPr>
+      <w:r>
+        <w:rPr>
+          <w:rFonts w:ascii="Calibri" w:eastAsia="Microsoft YaHei"/>
+          <w:color w:val="1A2B33"/>
+          <w:sz w:val="24"/>
+          <w:szCs w:val="24"/>
+        </w:rPr>
+        <w:t xml:space="preserve">路由本身也花 Token 且可能误判，须用真实流量灰度验证，规则宁保守勿激进</w:t>
+      </w:r>
+    </w:p>
+    <w:p>
+      <w:pPr>
+        <w:pStyle w:val="Heading2"/>
+        <w:keepNext/>
+        <w:spacing w:after="140" w:before="280" w:line="360" w:lineRule="atLeast"/>
+      </w:pPr>
+      <w:bookmarkStart w:id="100055" w:name="_Toc100055"/>
+      <w:r>
+        <w:rPr>
+          <w:rFonts w:ascii="Calibri" w:eastAsia="SimHei"/>
+          <w:b/>
+          <w:bCs/>
+          <w:color w:val="1B4A5C"/>
+          <w:sz w:val="28"/>
+          <w:szCs w:val="28"/>
+        </w:rPr>
+        <w:t xml:space="preserve">题7　语义缓存与前缀缓存的机制与坑各是什么？</w:t>
+      </w:r>
+      <w:bookmarkEnd w:id="100055"/>
+    </w:p>
+    <w:p>
+      <w:pPr>
+        <w:spacing w:line="312"/>
+        <w:ind w:firstLine="480"/>
+        <w:jc w:val="both"/>
+      </w:pPr>
+      <w:r>
+        <w:rPr>
+          <w:rFonts w:ascii="Calibri" w:eastAsia="Microsoft YaHei"/>
+          <w:color w:val="1A2B33"/>
+          <w:sz w:val="24"/>
+          <w:szCs w:val="24"/>
+        </w:rPr>
+        <w:t xml:space="preserve">结论：语义缓存消除答案级的重复计算，前缀缓存为多轮对话中稳定的公共前缀打折，二者机制不同、可同时使用（见本卷 3.2 节）。语义缓存把问题向量化，相似度超阈值即复用历史答案，坑在误命中与命中率虚高，须用真实流量回放评估；前缀缓存复用已算过的 KV Cache，坑在前缀不稳定，把时间戳等动态内容拼在提示词头部就会打断缓存、命中率骤降。命中率并非越高越好，要与答案采纳率、转人工率放在同一张看板上防虚假繁荣。</w:t>
+      </w:r>
+    </w:p>
+    <w:p>
+      <w:pPr>
+        <w:pStyle w:val="ListParagraph"/>
+        <w:numPr>
+          <w:ilvl w:val="0"/>
+          <w:numId w:val="1"/>
+        </w:numPr>
+        <w:spacing w:line="312"/>
+      </w:pPr>
+      <w:r>
+        <w:rPr>
+          <w:rFonts w:ascii="Calibri" w:eastAsia="Microsoft YaHei"/>
+          <w:color w:val="1A2B33"/>
+          <w:sz w:val="24"/>
+          <w:szCs w:val="24"/>
+        </w:rPr>
+        <w:t xml:space="preserve">语义缓存适合 FAQ 与知识问答，前缀缓存适合长历史多轮对话</w:t>
+      </w:r>
+    </w:p>
+    <w:p>
+      <w:pPr>
+        <w:pStyle w:val="ListParagraph"/>
+        <w:numPr>
+          <w:ilvl w:val="0"/>
+          <w:numId w:val="1"/>
+        </w:numPr>
+        <w:spacing w:line="312"/>
+      </w:pPr>
+      <w:r>
+        <w:rPr>
+          <w:rFonts w:ascii="Calibri" w:eastAsia="Microsoft YaHei"/>
+          <w:color w:val="1A2B33"/>
+          <w:sz w:val="24"/>
+          <w:szCs w:val="24"/>
+        </w:rPr>
+        <w:t xml:space="preserve">提示词分静态区与动态区，固定内容排前保持稳定，动态内容放尾部</w:t>
+      </w:r>
+    </w:p>
+    <w:p>
+      <w:pPr>
+        <w:pStyle w:val="ListParagraph"/>
+        <w:numPr>
+          <w:ilvl w:val="0"/>
+          <w:numId w:val="1"/>
+        </w:numPr>
+        <w:spacing w:line="312"/>
+      </w:pPr>
+      <w:r>
+        <w:rPr>
+          <w:rFonts w:ascii="Calibri" w:eastAsia="Microsoft YaHei"/>
+          <w:color w:val="1A2B33"/>
+          <w:sz w:val="24"/>
+          <w:szCs w:val="24"/>
+        </w:rPr>
+        <w:t xml:space="preserve">缓存是有保质期的知识，知识库更新或模型升级后要主动失效</w:t>
+      </w:r>
+    </w:p>
+    <w:p>
+      <w:pPr>
+        <w:pStyle w:val="Heading2"/>
+        <w:keepNext/>
+        <w:spacing w:after="140" w:before="280" w:line="360" w:lineRule="atLeast"/>
+      </w:pPr>
+      <w:bookmarkStart w:id="100056" w:name="_Toc100056"/>
+      <w:r>
+        <w:rPr>
+          <w:rFonts w:ascii="Calibri" w:eastAsia="SimHei"/>
+          <w:b/>
+          <w:bCs/>
+          <w:color w:val="1B4A5C"/>
+          <w:sz w:val="28"/>
+          <w:szCs w:val="28"/>
+        </w:rPr>
+        <w:t xml:space="preserve">题8　成本优化三板斧为何能叠加？量化与蒸馏收益有何不同？</w:t>
+      </w:r>
+      <w:bookmarkEnd w:id="100056"/>
+    </w:p>
+    <w:p>
+      <w:pPr>
+        <w:spacing w:line="312"/>
+        <w:ind w:firstLine="480"/>
+        <w:jc w:val="both"/>
+      </w:pPr>
+      <w:r>
+        <w:rPr>
+          <w:rFonts w:ascii="Calibri" w:eastAsia="Microsoft YaHei"/>
+          <w:color w:val="1A2B33"/>
+          <w:sz w:val="24"/>
+          <w:szCs w:val="24"/>
+        </w:rPr>
+        <w:t xml:space="preserve">结论：缓存、路由、压缩分别消灭重复劳动、错配劳动与冗余劳动，作用在成本公式的不同位置，可叠加使用，收益是乘法而非加法（见本卷 3.1 节）。量化是“改部署不改模型”，省显存与算力带宽，单位 Token 成本可降六到八成，几乎没有质量悬崖；蒸馏是“换模型要重训”，训练成本靠后续每个 Token 的节省摊销（见本卷 3.4 节）。三者都引入新风险：缓存可能误命中、路由可能误判、压缩可能掉精度，每项省钱改造都要配评估门禁。</w:t>
+      </w:r>
+    </w:p>
+    <w:p>
+      <w:pPr>
+        <w:pStyle w:val="ListParagraph"/>
+        <w:numPr>
+          <w:ilvl w:val="0"/>
+          <w:numId w:val="1"/>
+        </w:numPr>
+        <w:spacing w:line="312"/>
+      </w:pPr>
+      <w:r>
+        <w:rPr>
+          <w:rFonts w:ascii="Calibri" w:eastAsia="Microsoft YaHei"/>
+          <w:color w:val="1A2B33"/>
+          <w:sz w:val="24"/>
+          <w:szCs w:val="24"/>
+        </w:rPr>
+        <w:t xml:space="preserve">量化对长尾多变任务是更稳的默认选项，蒸馏值得投资于高频量大语义稳定的任务</w:t>
+      </w:r>
+    </w:p>
+    <w:p>
+      <w:pPr>
+        <w:pStyle w:val="ListParagraph"/>
+        <w:numPr>
+          <w:ilvl w:val="0"/>
+          <w:numId w:val="1"/>
+        </w:numPr>
+        <w:spacing w:line="312"/>
+      </w:pPr>
+      <w:r>
+        <w:rPr>
+          <w:rFonts w:ascii="Calibri" w:eastAsia="Microsoft YaHei"/>
+          <w:color w:val="1A2B33"/>
+          <w:sz w:val="24"/>
+          <w:szCs w:val="24"/>
+        </w:rPr>
+        <w:t xml:space="preserve">压缩验收看自家评估集任务成功率而非困惑度，防止工具调用格式错误引发重试</w:t>
+      </w:r>
+    </w:p>
+    <w:p>
+      <w:pPr>
+        <w:pStyle w:val="Heading2"/>
+        <w:keepNext/>
+        <w:spacing w:after="140" w:before="280" w:line="360" w:lineRule="atLeast"/>
+      </w:pPr>
+      <w:bookmarkStart w:id="100057" w:name="_Toc100057"/>
+      <w:r>
+        <w:rPr>
+          <w:rFonts w:ascii="Calibri" w:eastAsia="SimHei"/>
+          <w:b/>
+          <w:bCs/>
+          <w:color w:val="1B4A5C"/>
+          <w:sz w:val="28"/>
+          <w:szCs w:val="28"/>
+        </w:rPr>
+        <w:t xml:space="preserve">题9　批处理与错峰为什么是性价比最高的省钱动作？</w:t>
+      </w:r>
+      <w:bookmarkEnd w:id="100057"/>
+    </w:p>
+    <w:p>
+      <w:pPr>
+        <w:spacing w:line="312"/>
+        <w:ind w:firstLine="480"/>
+        <w:jc w:val="both"/>
+      </w:pPr>
+      <w:r>
+        <w:rPr>
+          <w:rFonts w:ascii="Calibri" w:eastAsia="Microsoft YaHei"/>
+          <w:color w:val="1A2B33"/>
+          <w:sz w:val="24"/>
+          <w:szCs w:val="24"/>
+        </w:rPr>
+        <w:t xml:space="preserve">结论：大量 Agent 任务并不要求即时响应，把不着急的任务挪进批处理通道，价格通常是实时的五折甚至更低，几乎不动业务逻辑就能省一半模型成本（见本卷 4.4 节）。配合错峰，把日报生成、索引刷新等可延后任务排到夜间低谷，既避开高峰加价又把白天带宽留给实时任务。可离线路径还可叠加换便宜档、用两遍小模型替代一遍大模型、允许重试与降级（见本卷 6.1 节）。</w:t>
+      </w:r>
+    </w:p>
+    <w:p>
+      <w:pPr>
+        <w:pStyle w:val="ListParagraph"/>
+        <w:numPr>
+          <w:ilvl w:val="0"/>
+          <w:numId w:val="1"/>
+        </w:numPr>
+        <w:spacing w:line="312"/>
+      </w:pPr>
+      <w:r>
+        <w:rPr>
+          <w:rFonts w:ascii="Calibri" w:eastAsia="Microsoft YaHei"/>
+          <w:color w:val="1A2B33"/>
+          <w:sz w:val="24"/>
+          <w:szCs w:val="24"/>
+        </w:rPr>
+        <w:t xml:space="preserve">判断路径三问：用户是否在等、失败是否需立即负责、错误是否外溢，三否即可尽省</w:t>
+      </w:r>
+    </w:p>
+    <w:p>
+      <w:pPr>
+        <w:pStyle w:val="ListParagraph"/>
+        <w:numPr>
+          <w:ilvl w:val="0"/>
+          <w:numId w:val="1"/>
+        </w:numPr>
+        <w:spacing w:line="312"/>
+      </w:pPr>
+      <w:r>
+        <w:rPr>
+          <w:rFonts w:ascii="Calibri" w:eastAsia="Microsoft YaHei"/>
+          <w:color w:val="1A2B33"/>
+          <w:sz w:val="24"/>
+          <w:szCs w:val="24"/>
+        </w:rPr>
+        <w:t xml:space="preserve">长任务要配检查点与断点续传，打破“中断即全付”的成本守恒</w:t>
+      </w:r>
+    </w:p>
+    <w:p>
+      <w:pPr>
+        <w:pStyle w:val="ListParagraph"/>
+        <w:numPr>
+          <w:ilvl w:val="0"/>
+          <w:numId w:val="1"/>
+        </w:numPr>
+        <w:spacing w:line="312"/>
+      </w:pPr>
+      <w:r>
+        <w:rPr>
+          <w:rFonts w:ascii="Calibri" w:eastAsia="Microsoft YaHei"/>
+          <w:color w:val="1A2B33"/>
+          <w:sz w:val="24"/>
+          <w:szCs w:val="24"/>
+        </w:rPr>
+        <w:t xml:space="preserve">把本可离线的任务放在实时关键通道上跑，是成本治理里最冤的一笔开销</w:t>
+      </w:r>
+    </w:p>
+    <w:p>
+      <w:pPr>
+        <w:pStyle w:val="Heading2"/>
+        <w:keepNext/>
+        <w:spacing w:after="140" w:before="280" w:line="360" w:lineRule="atLeast"/>
+      </w:pPr>
+      <w:bookmarkStart w:id="100058" w:name="_Toc100058"/>
+      <w:r>
+        <w:rPr>
+          <w:rFonts w:ascii="Calibri" w:eastAsia="SimHei"/>
+          <w:b/>
+          <w:bCs/>
+          <w:color w:val="1B4A5C"/>
+          <w:sz w:val="28"/>
+          <w:szCs w:val="28"/>
+        </w:rPr>
+        <w:t xml:space="preserve">题10　Agent FinOps 治理的核心机制与三层预算上限？</w:t>
+      </w:r>
+      <w:bookmarkEnd w:id="100058"/>
+    </w:p>
+    <w:p>
+      <w:pPr>
+        <w:spacing w:line="312"/>
+        <w:ind w:firstLine="480"/>
+        <w:jc w:val="both"/>
+      </w:pPr>
+      <w:r>
+        <w:rPr>
+          <w:rFonts w:ascii="Calibri" w:eastAsia="Microsoft YaHei"/>
+          <w:color w:val="1A2B33"/>
+          <w:sz w:val="24"/>
+          <w:szCs w:val="24"/>
+        </w:rPr>
+        <w:t xml:space="preserve">结论：Agent FinOps 沿用 Inform、Optimize、Operate 三步循环，靠归因、看板、SLO 与预算上限把成本变成可治理的工程对象（见本卷 5.1 节）。归因用用户、业务线、功能、模型四个维度标签把账单钉到责任方；看板重点盯单任务成本 P50 与 P99 的剪刀差，比值持续超阈值就要把优化火力转向长尾治理。三层预算上限层层收口：逐用户配额防滥用，逐任务预算防单任务烧穿，全局熔断在总支出超闸值时自动降级，且熔断触发时归因要能立刻指出是谁烧穿的（见本卷 5.2 至 5.4 节）。</w:t>
+      </w:r>
+    </w:p>
+    <w:p>
+      <w:pPr>
+        <w:pStyle w:val="ListParagraph"/>
+        <w:numPr>
+          <w:ilvl w:val="0"/>
+          <w:numId w:val="1"/>
+        </w:numPr>
+        <w:spacing w:line="312"/>
+      </w:pPr>
+      <w:r>
+        <w:rPr>
+          <w:rFonts w:ascii="Calibri" w:eastAsia="Microsoft YaHei"/>
+          <w:color w:val="1A2B33"/>
+          <w:sz w:val="24"/>
+          <w:szCs w:val="24"/>
+        </w:rPr>
+        <w:t xml:space="preserve">SLO 用分位数而不用平均值，且按功能维度分别设立</w:t>
+      </w:r>
+    </w:p>
+    <w:p>
+      <w:pPr>
+        <w:pStyle w:val="ListParagraph"/>
+        <w:numPr>
+          <w:ilvl w:val="0"/>
+          <w:numId w:val="1"/>
+        </w:numPr>
+        <w:spacing w:line="312"/>
+      </w:pPr>
+      <w:r>
+        <w:rPr>
+          <w:rFonts w:ascii="Calibri" w:eastAsia="Microsoft YaHei"/>
+          <w:color w:val="1A2B33"/>
+          <w:sz w:val="24"/>
+          <w:szCs w:val="24"/>
+        </w:rPr>
+        <w:t xml:space="preserve">告警先软后硬：软阈值只通知不阻断，硬阈值必须自动降级或熔断</w:t>
+      </w:r>
+    </w:p>
+    <w:p>
+      <w:pPr>
+        <w:pStyle w:val="ListParagraph"/>
+        <w:numPr>
+          <w:ilvl w:val="0"/>
+          <w:numId w:val="1"/>
+        </w:numPr>
+        <w:spacing w:line="312"/>
+      </w:pPr>
+      <w:r>
+        <w:rPr>
+          <w:rFonts w:ascii="Calibri" w:eastAsia="Microsoft YaHei"/>
+          <w:color w:val="1A2B33"/>
+          <w:sz w:val="24"/>
+          <w:szCs w:val="24"/>
+        </w:rPr>
+        <w:t xml:space="preserve">定期做成本红队演练，检验配额、预算、熔断、降级防线是否静默失守</w:t>
+      </w:r>
+    </w:p>
+    <w:p>
+      <w:pPr>
+        <w:pStyle w:val="Heading1"/>
+        <w:keepNext/>
+        <w:spacing w:after="200" w:before="360" w:line="400" w:lineRule="atLeast"/>
+      </w:pPr>
+      <w:bookmarkStart w:id="100059" w:name="_Toc100059"/>
+      <w:r>
+        <w:rPr>
+          <w:rFonts w:ascii="Calibri" w:eastAsia="SimHei"/>
+          <w:b/>
+          <w:bCs/>
+          <w:color w:val="16324A"/>
+          <w:sz w:val="32"/>
+          <w:szCs w:val="32"/>
+        </w:rPr>
         <w:t xml:space="preserve">下一卷预告</w:t>
       </w:r>
-      <w:bookmarkEnd w:id="100045"/>
+      <w:bookmarkEnd w:id="100059"/>
     </w:p>
     <w:p>
       <w:pPr>
